--- a/neil-curtis-invoice-001.docx
+++ b/neil-curtis-invoice-001.docx
@@ -177,7 +177,7 @@
                 <w:sz w:val="22"/>
                 <w:szCs w:val="22"/>
               </w:rPr>
-              <w:t xml:space="preserve">Neil Curtis</w:t>
+              <w:t xml:space="preserve">Marlou, Inc. - Neil Curtis</w:t>
             </w:r>
           </w:p>
         </w:tc>
